--- a/contents/battle-workbook/soc-w11.docx
+++ b/contents/battle-workbook/soc-w11.docx
@@ -461,7 +461,7 @@
           <w:b/>
           <w:sz w:val="22"/>
         </w:rPr>
-        <w:t>▶ 실행 결과 화면 (스크린샷 붙여넣기)</w:t>
+        <w:t>▶ 실행 결과 (출력/스크린샷)</w:t>
       </w:r>
     </w:p>
     <w:tbl>
@@ -495,7 +495,7 @@
                 <w:color w:val="AAAAAA"/>
                 <w:sz w:val="18"/>
               </w:rPr>
-              <w:t>여기에 결과 스크린샷을 붙여넣으세요 (커서를 두고 Ctrl+V)</w:t>
+              <w:t>여기에 결과 출력을 적거나 스크린샷을 붙여넣으세요 (커서를 두고 Ctrl+V)</w:t>
             </w:r>
           </w:p>
         </w:tc>
@@ -809,7 +809,7 @@
           <w:b/>
           <w:sz w:val="22"/>
         </w:rPr>
-        <w:t>▶ 실행 결과 화면 (스크린샷 붙여넣기)</w:t>
+        <w:t>▶ 실행 결과 (출력/스크린샷)</w:t>
       </w:r>
     </w:p>
     <w:tbl>
@@ -843,7 +843,7 @@
                 <w:color w:val="AAAAAA"/>
                 <w:sz w:val="18"/>
               </w:rPr>
-              <w:t>여기에 결과 스크린샷을 붙여넣으세요 (커서를 두고 Ctrl+V)</w:t>
+              <w:t>여기에 결과 출력을 적거나 스크린샷을 붙여넣으세요 (커서를 두고 Ctrl+V)</w:t>
             </w:r>
           </w:p>
         </w:tc>
@@ -1077,7 +1077,7 @@
           <w:b/>
           <w:sz w:val="22"/>
         </w:rPr>
-        <w:t>▶ 실행 결과 화면 (스크린샷 붙여넣기)</w:t>
+        <w:t>▶ 실행 결과 (출력/스크린샷)</w:t>
       </w:r>
     </w:p>
     <w:tbl>
@@ -1111,7 +1111,7 @@
                 <w:color w:val="AAAAAA"/>
                 <w:sz w:val="18"/>
               </w:rPr>
-              <w:t>여기에 결과 스크린샷을 붙여넣으세요 (커서를 두고 Ctrl+V)</w:t>
+              <w:t>여기에 결과 출력을 적거나 스크린샷을 붙여넣으세요 (커서를 두고 Ctrl+V)</w:t>
             </w:r>
           </w:p>
         </w:tc>
@@ -1366,7 +1366,7 @@
           <w:b/>
           <w:sz w:val="22"/>
         </w:rPr>
-        <w:t>▶ 실행 결과 화면 (스크린샷 붙여넣기)</w:t>
+        <w:t>▶ 실행 결과 (출력/스크린샷)</w:t>
       </w:r>
     </w:p>
     <w:tbl>
@@ -1400,7 +1400,7 @@
                 <w:color w:val="AAAAAA"/>
                 <w:sz w:val="18"/>
               </w:rPr>
-              <w:t>여기에 결과 스크린샷을 붙여넣으세요 (커서를 두고 Ctrl+V)</w:t>
+              <w:t>여기에 결과 출력을 적거나 스크린샷을 붙여넣으세요 (커서를 두고 Ctrl+V)</w:t>
             </w:r>
           </w:p>
         </w:tc>
@@ -1689,7 +1689,7 @@
           <w:b/>
           <w:sz w:val="22"/>
         </w:rPr>
-        <w:t>▶ 실행 결과 화면 (스크린샷 붙여넣기)</w:t>
+        <w:t>▶ 실행 결과 (출력/스크린샷)</w:t>
       </w:r>
     </w:p>
     <w:tbl>
@@ -1723,7 +1723,7 @@
                 <w:color w:val="AAAAAA"/>
                 <w:sz w:val="18"/>
               </w:rPr>
-              <w:t>여기에 결과 스크린샷을 붙여넣으세요 (커서를 두고 Ctrl+V)</w:t>
+              <w:t>여기에 결과 출력을 적거나 스크린샷을 붙여넣으세요 (커서를 두고 Ctrl+V)</w:t>
             </w:r>
           </w:p>
         </w:tc>
@@ -1947,7 +1947,7 @@
           <w:b/>
           <w:sz w:val="22"/>
         </w:rPr>
-        <w:t>▶ 실행 결과 화면 (스크린샷 붙여넣기)</w:t>
+        <w:t>▶ 실행 결과 (출력/스크린샷)</w:t>
       </w:r>
     </w:p>
     <w:tbl>
@@ -1981,7 +1981,7 @@
                 <w:color w:val="AAAAAA"/>
                 <w:sz w:val="18"/>
               </w:rPr>
-              <w:t>여기에 결과 스크린샷을 붙여넣으세요 (커서를 두고 Ctrl+V)</w:t>
+              <w:t>여기에 결과 출력을 적거나 스크린샷을 붙여넣으세요 (커서를 두고 Ctrl+V)</w:t>
             </w:r>
           </w:p>
         </w:tc>
@@ -2215,7 +2215,7 @@
           <w:b/>
           <w:sz w:val="22"/>
         </w:rPr>
-        <w:t>▶ 실행 결과 화면 (스크린샷 붙여넣기)</w:t>
+        <w:t>▶ 실행 결과 (출력/스크린샷)</w:t>
       </w:r>
     </w:p>
     <w:tbl>
@@ -2249,7 +2249,7 @@
                 <w:color w:val="AAAAAA"/>
                 <w:sz w:val="18"/>
               </w:rPr>
-              <w:t>여기에 결과 스크린샷을 붙여넣으세요 (커서를 두고 Ctrl+V)</w:t>
+              <w:t>여기에 결과 출력을 적거나 스크린샷을 붙여넣으세요 (커서를 두고 Ctrl+V)</w:t>
             </w:r>
           </w:p>
         </w:tc>
